--- a/public/gampa_ramakrishna_resume.docx
+++ b/public/gampa_ramakrishna_resume.docx
@@ -15,15 +15,6 @@
           <w:szCs w:val="28"/>
         </w:rPr>
       </w:pPr>
-      <w:r>
-        <w:rPr>
-          <w:rFonts w:cs="Cambria"/>
-          <w:b/>
-          <w:sz w:val="28"/>
-          <w:szCs w:val="28"/>
-        </w:rPr>
-        <w:t>2</w:t>
-      </w:r>
       <w:r>
         <w:rPr>
           <w:rFonts w:cs="Cambria"/>

--- a/public/gampa_ramakrishna_resume.docx
+++ b/public/gampa_ramakrishna_resume.docx
@@ -724,6 +724,7 @@
       <w:r>
         <w:t xml:space="preserve">ensorFlow, </w:t>
       </w:r>
+      <w:proofErr w:type="spellStart"/>
       <w:r>
         <w:rPr>
           <w:sz w:val="24"/>
@@ -731,7 +732,11 @@
         <w:t>P</w:t>
       </w:r>
       <w:r>
-        <w:t xml:space="preserve">yTorch, </w:t>
+        <w:t>yTorch</w:t>
+      </w:r>
+      <w:proofErr w:type="spellEnd"/>
+      <w:r>
+        <w:t xml:space="preserve">, </w:t>
       </w:r>
       <w:r>
         <w:rPr>
@@ -985,7 +990,28 @@
         <w:rPr>
           <w:sz w:val="24"/>
         </w:rPr>
-        <w:t>, R,C,C</w:t>
+        <w:t xml:space="preserve">, </w:t>
+      </w:r>
+      <w:proofErr w:type="gramStart"/>
+      <w:r>
+        <w:rPr>
+          <w:sz w:val="24"/>
+        </w:rPr>
+        <w:t>R,C</w:t>
+      </w:r>
+      <w:proofErr w:type="gramEnd"/>
+      <w:r>
+        <w:rPr>
+          <w:sz w:val="24"/>
+        </w:rPr>
+        <w:t>,</w:t>
+      </w:r>
+      <w:proofErr w:type="gramStart"/>
+      <w:r>
+        <w:rPr>
+          <w:sz w:val="24"/>
+        </w:rPr>
+        <w:t>C</w:t>
       </w:r>
       <w:r>
         <w:t>++,</w:t>
@@ -1000,7 +1026,11 @@
         <w:t>y</w:t>
       </w:r>
       <w:r>
-        <w:t xml:space="preserve">peScript </w:t>
+        <w:t>peScript</w:t>
+      </w:r>
+      <w:proofErr w:type="gramEnd"/>
+      <w:r>
+        <w:t xml:space="preserve"> </w:t>
       </w:r>
       <w:r>
         <w:t xml:space="preserve">, </w:t>
@@ -1014,6 +1044,7 @@
       <w:r>
         <w:t xml:space="preserve">lask, </w:t>
       </w:r>
+      <w:proofErr w:type="spellStart"/>
       <w:r>
         <w:rPr>
           <w:sz w:val="22"/>
@@ -1026,6 +1057,7 @@
       <w:r>
         <w:t>reamlit</w:t>
       </w:r>
+      <w:proofErr w:type="spellEnd"/>
       <w:r>
         <w:rPr>
           <w:rFonts w:cs="Cambria"/>
@@ -1085,7 +1117,14 @@
         <w:rPr>
           <w:sz w:val="24"/>
         </w:rPr>
-        <w:t>, P</w:t>
+        <w:t xml:space="preserve">, </w:t>
+      </w:r>
+      <w:proofErr w:type="spellStart"/>
+      <w:r>
+        <w:rPr>
+          <w:sz w:val="24"/>
+        </w:rPr>
+        <w:t>P</w:t>
       </w:r>
       <w:r>
         <w:t>y</w:t>
@@ -1099,6 +1138,7 @@
       <w:r>
         <w:t>orch</w:t>
       </w:r>
+      <w:proofErr w:type="spellEnd"/>
       <w:r>
         <w:rPr>
           <w:sz w:val="24"/>
@@ -1524,6 +1564,7 @@
         <w:spacing w:after="22"/>
         <w:ind w:right="0" w:hanging="360"/>
       </w:pPr>
+      <w:proofErr w:type="spellStart"/>
       <w:r>
         <w:rPr>
           <w:rFonts w:cs="Cambria"/>
@@ -1541,7 +1582,11 @@
         <w:t>e</w:t>
       </w:r>
       <w:r>
-        <w:t xml:space="preserve">VOPS &amp; </w:t>
+        <w:t>VOPS</w:t>
+      </w:r>
+      <w:proofErr w:type="spellEnd"/>
+      <w:r>
+        <w:t xml:space="preserve"> &amp; </w:t>
       </w:r>
       <w:r>
         <w:rPr>
@@ -1732,7 +1777,14 @@
         <w:rPr>
           <w:sz w:val="24"/>
         </w:rPr>
-        <w:t xml:space="preserve">                                                                                                                               </w:t>
+        <w:t xml:space="preserve">                                                                                                                              </w:t>
+      </w:r>
+      <w:proofErr w:type="gramStart"/>
+      <w:r>
+        <w:rPr>
+          <w:sz w:val="24"/>
+        </w:rPr>
+        <w:t xml:space="preserve"> </w:t>
       </w:r>
       <w:r>
         <w:rPr>
@@ -1740,6 +1792,7 @@
         </w:rPr>
         <w:t xml:space="preserve">  [</w:t>
       </w:r>
+      <w:proofErr w:type="gramEnd"/>
       <w:r>
         <w:rPr>
           <w:rFonts w:cs="Cambria"/>
@@ -1885,6 +1938,7 @@
       <w:r>
         <w:t xml:space="preserve">: </w:t>
       </w:r>
+      <w:proofErr w:type="gramStart"/>
       <w:r>
         <w:rPr>
           <w:sz w:val="24"/>
@@ -1925,7 +1979,11 @@
         <w:t>S</w:t>
       </w:r>
       <w:r>
-        <w:t xml:space="preserve">cience, </w:t>
+        <w:t>cience</w:t>
+      </w:r>
+      <w:proofErr w:type="gramEnd"/>
+      <w:r>
+        <w:t xml:space="preserve">, </w:t>
       </w:r>
       <w:r>
         <w:rPr>
@@ -2166,8 +2224,19 @@
           <w:vertAlign w:val="baseline"/>
           <w:lang w:val="en" w:eastAsia="en"/>
         </w:rPr>
-        <w:t xml:space="preserve">                                 [</w:t>
-      </w:r>
+        <w:t xml:space="preserve">                              </w:t>
+      </w:r>
+      <w:proofErr w:type="gramStart"/>
+      <w:r>
+        <w:rPr>
+          <w:sz w:val="22"/>
+          <w:szCs w:val="22"/>
+          <w:vertAlign w:val="baseline"/>
+          <w:lang w:val="en" w:eastAsia="en"/>
+        </w:rPr>
+        <w:t xml:space="preserve">   [</w:t>
+      </w:r>
+      <w:proofErr w:type="gramEnd"/>
       <w:r>
         <w:rPr>
           <w:vertAlign w:val="baseline"/>
@@ -2546,11 +2615,19 @@
         </w:rPr>
         <w:t xml:space="preserve">ngineering </w:t>
       </w:r>
+      <w:proofErr w:type="gramStart"/>
       <w:r>
         <w:rPr>
           <w:szCs w:val="16"/>
         </w:rPr>
-        <w:t xml:space="preserve">To </w:t>
+        <w:t>To</w:t>
+      </w:r>
+      <w:proofErr w:type="gramEnd"/>
+      <w:r>
+        <w:rPr>
+          <w:szCs w:val="16"/>
+        </w:rPr>
+        <w:t xml:space="preserve"> </w:t>
       </w:r>
       <w:r>
         <w:rPr>
@@ -2732,7 +2809,15 @@
           <w:rFonts w:cs="Cambria"/>
           <w:b/>
         </w:rPr>
-        <w:t xml:space="preserve">incinnati                                                                                                                  </w:t>
+        <w:t xml:space="preserve">incinnati                                                                                                                 </w:t>
+      </w:r>
+      <w:proofErr w:type="gramStart"/>
+      <w:r>
+        <w:rPr>
+          <w:rFonts w:cs="Cambria"/>
+          <w:b/>
+        </w:rPr>
+        <w:t xml:space="preserve"> </w:t>
       </w:r>
       <w:r>
         <w:rPr>
@@ -2741,6 +2826,7 @@
         </w:rPr>
         <w:t xml:space="preserve">  [</w:t>
       </w:r>
+      <w:proofErr w:type="gramEnd"/>
       <w:r>
         <w:rPr>
           <w:rFonts w:cs="Cambria"/>
@@ -3200,7 +3286,15 @@
           <w:rFonts w:cs="Cambria"/>
           <w:b/>
         </w:rPr>
-        <w:t xml:space="preserve">incinnati                                                                                      </w:t>
+        <w:t xml:space="preserve">incinnati                                                                                     </w:t>
+      </w:r>
+      <w:proofErr w:type="gramStart"/>
+      <w:r>
+        <w:rPr>
+          <w:rFonts w:cs="Cambria"/>
+          <w:b/>
+        </w:rPr>
+        <w:t xml:space="preserve"> </w:t>
       </w:r>
       <w:r>
         <w:rPr>
@@ -3217,6 +3311,7 @@
         </w:rPr>
         <w:t>[</w:t>
       </w:r>
+      <w:proofErr w:type="gramEnd"/>
       <w:r>
         <w:rPr>
           <w:rFonts w:cs="Cambria"/>
@@ -3283,11 +3378,19 @@
         <w:rPr>
           <w:sz w:val="24"/>
         </w:rPr>
-        <w:t xml:space="preserve"> D</w:t>
+        <w:t xml:space="preserve"> </w:t>
+      </w:r>
+      <w:proofErr w:type="spellStart"/>
+      <w:r>
+        <w:rPr>
+          <w:sz w:val="24"/>
+        </w:rPr>
+        <w:t>D</w:t>
       </w:r>
       <w:r>
         <w:t>ockerized</w:t>
       </w:r>
+      <w:proofErr w:type="spellEnd"/>
       <w:r>
         <w:rPr>
           <w:sz w:val="24"/>
@@ -3659,7 +3762,14 @@
         <w:rPr>
           <w:sz w:val="24"/>
         </w:rPr>
-        <w:t xml:space="preserve">                    </w:t>
+        <w:t xml:space="preserve">                 </w:t>
+      </w:r>
+      <w:proofErr w:type="gramStart"/>
+      <w:r>
+        <w:rPr>
+          <w:sz w:val="24"/>
+        </w:rPr>
+        <w:t xml:space="preserve">   </w:t>
       </w:r>
       <w:r>
         <w:rPr>
@@ -3669,6 +3779,7 @@
         </w:rPr>
         <w:t>[</w:t>
       </w:r>
+      <w:proofErr w:type="gramEnd"/>
       <w:r>
         <w:rPr>
           <w:rFonts w:cs="Cambria"/>
@@ -4061,7 +4172,25 @@
           <w:b/>
           <w:sz w:val="24"/>
         </w:rPr>
-        <w:t xml:space="preserve">                                                                                                         [A</w:t>
+        <w:t xml:space="preserve">                                                                                                      </w:t>
+      </w:r>
+      <w:proofErr w:type="gramStart"/>
+      <w:r>
+        <w:rPr>
+          <w:rFonts w:cs="Cambria"/>
+          <w:b/>
+          <w:sz w:val="24"/>
+        </w:rPr>
+        <w:t xml:space="preserve">   [</w:t>
+      </w:r>
+      <w:proofErr w:type="gramEnd"/>
+      <w:r>
+        <w:rPr>
+          <w:rFonts w:cs="Cambria"/>
+          <w:b/>
+          <w:sz w:val="24"/>
+        </w:rPr>
+        <w:t>A</w:t>
       </w:r>
       <w:r>
         <w:rPr>
@@ -4431,7 +4560,15 @@
           <w:rFonts w:cs="Cambria"/>
           <w:b/>
         </w:rPr>
-        <w:t xml:space="preserve">                                                                                                                                                       </w:t>
+        <w:t xml:space="preserve">                                                                                                                                                    </w:t>
+      </w:r>
+      <w:proofErr w:type="gramStart"/>
+      <w:r>
+        <w:rPr>
+          <w:rFonts w:cs="Cambria"/>
+          <w:b/>
+        </w:rPr>
+        <w:t xml:space="preserve">   </w:t>
       </w:r>
       <w:r>
         <w:rPr>
@@ -4441,6 +4578,7 @@
         </w:rPr>
         <w:t>[</w:t>
       </w:r>
+      <w:proofErr w:type="gramEnd"/>
       <w:r>
         <w:rPr>
           <w:rFonts w:cs="Cambria"/>
@@ -4819,8 +4957,18 @@
           <w:b/>
           <w:sz w:val="24"/>
         </w:rPr>
-        <w:t xml:space="preserve">                                                                      [</w:t>
-      </w:r>
+        <w:t xml:space="preserve">                                                                   </w:t>
+      </w:r>
+      <w:proofErr w:type="gramStart"/>
+      <w:r>
+        <w:rPr>
+          <w:rFonts w:cs="Cambria"/>
+          <w:b/>
+          <w:sz w:val="24"/>
+        </w:rPr>
+        <w:t xml:space="preserve">   [</w:t>
+      </w:r>
+      <w:proofErr w:type="gramEnd"/>
       <w:r>
         <w:rPr>
           <w:rFonts w:cs="Cambria"/>
@@ -5195,7 +5343,14 @@
         <w:rPr>
           <w:sz w:val="24"/>
         </w:rPr>
-        <w:t xml:space="preserve">   </w:t>
+        <w:t xml:space="preserve">  </w:t>
+      </w:r>
+      <w:proofErr w:type="gramStart"/>
+      <w:r>
+        <w:rPr>
+          <w:sz w:val="24"/>
+        </w:rPr>
+        <w:t xml:space="preserve"> </w:t>
       </w:r>
       <w:r>
         <w:rPr>
@@ -5203,6 +5358,7 @@
         </w:rPr>
         <w:t xml:space="preserve">  [</w:t>
       </w:r>
+      <w:proofErr w:type="gramEnd"/>
       <w:r>
         <w:rPr>
           <w:rFonts w:cs="Cambria"/>
@@ -5299,7 +5455,14 @@
         <w:rPr>
           <w:sz w:val="24"/>
         </w:rPr>
-        <w:t xml:space="preserve"> of</w:t>
+        <w:t xml:space="preserve"> </w:t>
+      </w:r>
+      <w:proofErr w:type="gramStart"/>
+      <w:r>
+        <w:rPr>
+          <w:sz w:val="24"/>
+        </w:rPr>
+        <w:t>of</w:t>
       </w:r>
       <w:r>
         <w:t xml:space="preserve">  </w:t>
@@ -5313,6 +5476,7 @@
       <w:r>
         <w:t>ncinnati</w:t>
       </w:r>
+      <w:proofErr w:type="gramEnd"/>
       <w:r>
         <w:rPr>
           <w:sz w:val="24"/>
